--- a/Tailored_CVs/Shinoy_ISISPACE_Group_Embedded_Software___System_Test_Engineer.docx
+++ b/Tailored_CVs/Shinoy_ISISPACE_Group_Embedded_Software___System_Test_Engineer.docx
@@ -70,7 +70,7 @@
           <w:b w:val="0"/>
           <w:sz w:val="19"/>
         </w:rPr>
-        <w:t>I am a QA automation engineer with over 8 years of experience building scalable test frameworks and automated validation pipelines. My background includes writing test scripts, analyzing system logs, and collaborating closely with developers to investigate failures. I hold a valid EU residence permit and am based nearby in Amstelveen.</w:t>
+        <w:t>I am a QA automation engineer with over 8 years of experience building reliable test frameworks and validation pipelines for complex systems. My background includes designing automated tests, running regression suites, and working closely with developers to investigate and resolve issues. I hold a valid EU residence permit and am based nearby in Amstelveen.</w:t>
       </w:r>
     </w:p>
     <w:p>
@@ -288,7 +288,7 @@
           <w:b w:val="0"/>
           <w:sz w:val="18"/>
         </w:rPr>
-        <w:t>▸ Designed and maintained automated test frameworks and regression test suites using Java Selenium, Playwright, and BDD Cucumber to ensure high system reliability.</w:t>
+        <w:t>▸ Designed and maintained test automation frameworks using Java Selenium and TypeScript Playwright to validate complex software workflows.</w:t>
       </w:r>
     </w:p>
     <w:p>
@@ -301,7 +301,7 @@
           <w:b w:val="0"/>
           <w:sz w:val="18"/>
         </w:rPr>
-        <w:t>▸ Analyzed complex backend logs and test results to investigate integration failures, working alongside engineering teams to pinpoint root causes.</w:t>
+        <w:t>▸ Executed backend validation and data integrity checks using Oracle SQL queries to ensure high system reliability.</w:t>
       </w:r>
     </w:p>
     <w:p>
@@ -314,7 +314,7 @@
           <w:b w:val="0"/>
           <w:sz w:val="18"/>
         </w:rPr>
-        <w:t>▸ Provisioned and managed test environments using Docker, Terraform, and AWS to support continuous integration and system verification.</w:t>
+        <w:t>▸ Implemented CI/CD pipelines and scheduled automated regression test builds using Jenkins, Terraform, and AWS.</w:t>
       </w:r>
     </w:p>
     <w:p>
@@ -327,7 +327,7 @@
           <w:b w:val="0"/>
           <w:sz w:val="18"/>
         </w:rPr>
-        <w:t>▸ Translated technical requirements and user stories into structured test cases, ensuring thorough coverage across distributed workflows.</w:t>
+        <w:t>▸ Streamlined test generation scripts and deployment workflows utilizing AI tools like Gemini Code Assist.</w:t>
       </w:r>
     </w:p>
     <w:p>
